--- a/tillsyn/A 21337-2026 tillsynsbegäran.docx
+++ b/tillsyn/A 21337-2026 tillsynsbegäran.docx
@@ -371,7 +371,7 @@
     <w:r>
       <w:tab/>
       <w:tab/>
-      <w:t>2026-06-18</w:t>
+      <w:t>2026-06-19</w:t>
       <w:br/>
       <w:br/>
     </w:r>

--- a/tillsyn/A 21337-2026 tillsynsbegäran.docx
+++ b/tillsyn/A 21337-2026 tillsynsbegäran.docx
@@ -371,7 +371,7 @@
     <w:r>
       <w:tab/>
       <w:tab/>
-      <w:t>2026-06-19</w:t>
+      <w:t>2026-06-20</w:t>
       <w:br/>
       <w:br/>
     </w:r>

--- a/tillsyn/A 21337-2026 tillsynsbegäran.docx
+++ b/tillsyn/A 21337-2026 tillsynsbegäran.docx
@@ -12,10 +12,7 @@
     </w:p>
     <w:p>
       <w:r>
-        <w:t>Detta dokument behandlar höga naturvärden i avverkningsanmälan A 21337-2026 i Härjedalens kommun som inkom 2026-05-05 och omfattar 8,1 ha.</w:t>
-      </w:r>
-      <w:r>
-        <w:t xml:space="preserve"> I Figur 1 visas fyndplatser för naturvårdsarter i området, som finns registrerade på Artportalen.</w:t>
+        <w:t>Denna tillsynsbegäran behandlar höga naturvärden i avverkningsanmälan A 21337-2026 i Härjedalens kommun som inkom 2026-05-05 och omfattar 8,1 ha.</w:t>
       </w:r>
     </w:p>
     <w:p>
@@ -63,7 +60,20 @@
         <w:spacing w:after="240"/>
       </w:pPr>
       <w:r>
-        <w:t>Figur 1. Fyndplatser för naturvårdsarter inom 3 meter från avverkningsanmälan (röd linje). Inom parentes anges rödlistekategorier, S för signalarter, Tför typiska arter och fridlysningsparagrafer i artskyddsförordningen.Markörer utan svart kant är placerade på fyndplatsen. Markörer med svart kant är placerade vid sidan av fyndplatsen och har ett svart streck som visar fyndplatsens exakta position. Kartans mittpunktskoordinat är N 6915957, E 492083 i SWEREF 99 TM.</w:t>
+        <w:t>Figur 1. Fyndplatser för naturvårdsarter inom 3 meter från avverkningsanmälan. Markörer utan svart kant är placerade på fyndplatsen. Markörer med svart kant är placerade vid sidan av fyndplatsen har ett svart streck som visar fyndplatsens exakta position. Kartans mittpunktskoordinat är N 6915957, E 492083 i SWEREF 99 TM.</w:t>
+      </w:r>
+    </w:p>
+    <w:p>
+      <w:r>
+        <w:t>Inom 3 meter från avverkningsanmälan finns fynd av 3 naturvårdsarter, varav 2 är rödlistade, 1 är fridlyst, 3 är typiska (T) och 1 är signalart (S): doftticka (VU, T, §8), skrovellav (NT, T) och bårdlav (S, T). Se Figur 1.</w:t>
+      </w:r>
+    </w:p>
+    <w:p>
+      <w:pPr>
+        <w:pStyle w:val="Heading1"/>
+      </w:pPr>
+      <w:r>
+        <w:t>Tillsynsbegäran</w:t>
       </w:r>
     </w:p>
     <w:p>
@@ -77,39 +87,16 @@
       </w:r>
     </w:p>
     <w:p>
-      <w:r>
-        <w:t>Nedan beskrivs fynd av naturvårdsarter och fridlysta arter som gjorts i det avverkningsanmälda området.</w:t>
-      </w:r>
-    </w:p>
-    <w:p>
       <w:pPr>
         <w:pStyle w:val="Heading1"/>
       </w:pPr>
       <w:r>
-        <w:t>Naturvårdsarter</w:t>
+        <w:t>Naturvårdsarter och fridlysta arter</w:t>
       </w:r>
     </w:p>
     <w:p>
       <w:r>
-        <w:t>Inom 3 meter från avverkningsanmälan har följande 3 naturvårdsarter hittats: doftticka (VU, T, §8), skrovellav (NT, T) och bårdlav (S, T). Av dessa är 2 rödlistade. För rödlistade arter har rödlistekategorin angivits inom parentes. Arter som är signalarter enligt Skogsstyrelsen har markerats med (S). Typiska arter inom Natura 2000 som är kopplade till skogsekosystem har markerats med (T). För fridlysta arter anges även paragrafen i Artskyddsförordningen som arten är fridlyst enligt.</w:t>
-      </w:r>
-    </w:p>
-    <w:p>
-      <w:r>
-        <w:t>De påträffade naturvårdsarterna är ett tydligt kvitto på att det rör sig om en skog med höga naturvärden.</w:t>
-      </w:r>
-    </w:p>
-    <w:p>
-      <w:pPr>
-        <w:pStyle w:val="Heading2"/>
-      </w:pPr>
-      <w:r>
-        <w:t>Fridlysta arter</w:t>
-      </w:r>
-    </w:p>
-    <w:p>
-      <w:r>
-        <w:t>Följande fridlysta arter har sina livsmiljöer och växtplatser i den avverkningsanmälda skogen: doftticka (VU, T, §8).</w:t>
+        <w:t>Nedan följer beskrivningar av de naturvårdsarter och fridlysta arter som har sina livsmiljöer och växtplatser i den avverkningsanmälda skogen. De påträffade naturvårdsarterna är ett tydligt kvitto på att det rör sig om en skog med höga naturvärden.</w:t>
       </w:r>
     </w:p>
     <w:p>
@@ -142,11 +129,50 @@
       </w:r>
     </w:p>
     <w:p>
-      <w:pPr>
-        <w:pStyle w:val="Heading2"/>
-      </w:pPr>
       <w:r>
-        <w:t>Övriga naturvårdsarter</w:t>
+        <w:rPr>
+          <w:b/>
+        </w:rPr>
+        <w:t>Skrovellav (NT)</w:t>
+      </w:r>
+      <w:r>
+        <w:t xml:space="preserve"> växer på gamla lövträd och på klippor i gamla skogar med hög och jämn luftfuktighet. Slutavverkning av kontinuitetsskog utgör det största hotet och lavens fortsatta förekomst bör säkerställas genom att lokaler med äldre skog skyddas. I områden med mycket hög luftfuktighet kan man på bålen av skrovellav finna de sällsynta parasitsvamparna skrovellavsknapp (EN), </w:t>
+      </w:r>
+      <w:r>
+        <w:rPr>
+          <w:i/>
+        </w:rPr>
+        <w:t>Catillaria lobariicola</w:t>
+      </w:r>
+      <w:r>
+        <w:t xml:space="preserve"> (VU) och </w:t>
+      </w:r>
+      <w:r>
+        <w:rPr>
+          <w:i/>
+        </w:rPr>
+        <w:t>Merismatium lobariae</w:t>
+      </w:r>
+      <w:r>
+        <w:t xml:space="preserve"> (DD). Skrovellav är typisk art för </w:t>
+      </w:r>
+      <w:r>
+        <w:rPr>
+          <w:i/>
+        </w:rPr>
+        <w:t xml:space="preserve">9010 Taiga, 9020 Nordlig ädellövskog, 9040 Fjällbjörkskog, 9070 Trädklädd betesmark, 9160 Näringsrik ekskog, 9180 Ädellövskog i branter, 9190 Näringsfattig ekskog, 8210 Kalkbranter </w:t>
+      </w:r>
+      <w:r>
+        <w:t xml:space="preserve">och </w:t>
+      </w:r>
+      <w:r>
+        <w:rPr>
+          <w:i/>
+        </w:rPr>
+        <w:t>6530 Lövängar</w:t>
+      </w:r>
+      <w:r>
+        <w:t xml:space="preserve"> (SLU Artdatabanken, 2026; Nitare &amp; Skogsstyrelsen, 2019).</w:t>
       </w:r>
     </w:p>
     <w:p>
@@ -191,53 +217,6 @@
           <w:i/>
         </w:rPr>
         <w:t xml:space="preserve"> 9190 Näringsfattig ekskog</w:t>
-      </w:r>
-      <w:r>
-        <w:t xml:space="preserve"> (SLU Artdatabanken, 2026; Nitare &amp; Skogsstyrelsen, 2019).</w:t>
-      </w:r>
-    </w:p>
-    <w:p>
-      <w:r>
-        <w:rPr>
-          <w:b/>
-        </w:rPr>
-        <w:t>Skrovellav (NT)</w:t>
-      </w:r>
-      <w:r>
-        <w:t xml:space="preserve"> växer på gamla lövträd och på klippor i gamla skogar med hög och jämn luftfuktighet. Slutavverkning av kontinuitetsskog utgör det största hotet och lavens fortsatta förekomst bör säkerställas genom att lokaler med äldre skog skyddas. I områden med mycket hög luftfuktighet kan man på bålen av skrovellav finna de sällsynta parasitsvamparna skrovellavsknapp (EN), </w:t>
-      </w:r>
-      <w:r>
-        <w:rPr>
-          <w:i/>
-        </w:rPr>
-        <w:t>Catillaria lobariicola</w:t>
-      </w:r>
-      <w:r>
-        <w:t xml:space="preserve"> (VU) och </w:t>
-      </w:r>
-      <w:r>
-        <w:rPr>
-          <w:i/>
-        </w:rPr>
-        <w:t>Merismatium lobariae</w:t>
-      </w:r>
-      <w:r>
-        <w:t xml:space="preserve"> (DD). Skrovellav är typisk art för </w:t>
-      </w:r>
-      <w:r>
-        <w:rPr>
-          <w:i/>
-        </w:rPr>
-        <w:t xml:space="preserve">9010 Taiga, 9020 Nordlig ädellövskog, 9040 Fjällbjörkskog, 9070 Trädklädd betesmark, 9160 Näringsrik ekskog, 9180 Ädellövskog i branter, 9190 Näringsfattig ekskog, 8210 Kalkbranter </w:t>
-      </w:r>
-      <w:r>
-        <w:t xml:space="preserve">och </w:t>
-      </w:r>
-      <w:r>
-        <w:rPr>
-          <w:i/>
-        </w:rPr>
-        <w:t>6530 Lövängar</w:t>
       </w:r>
       <w:r>
         <w:t xml:space="preserve"> (SLU Artdatabanken, 2026; Nitare &amp; Skogsstyrelsen, 2019).</w:t>
@@ -371,7 +350,7 @@
     <w:r>
       <w:tab/>
       <w:tab/>
-      <w:t>2026-06-20</w:t>
+      <w:t>2026-06-21</w:t>
       <w:br/>
       <w:br/>
     </w:r>

--- a/tillsyn/A 21337-2026 tillsynsbegäran.docx
+++ b/tillsyn/A 21337-2026 tillsynsbegäran.docx
@@ -350,7 +350,7 @@
     <w:r>
       <w:tab/>
       <w:tab/>
-      <w:t>2026-06-21</w:t>
+      <w:t>2026-06-22</w:t>
       <w:br/>
       <w:br/>
     </w:r>

--- a/tillsyn/A 21337-2026 tillsynsbegäran.docx
+++ b/tillsyn/A 21337-2026 tillsynsbegäran.docx
@@ -350,7 +350,7 @@
     <w:r>
       <w:tab/>
       <w:tab/>
-      <w:t>2026-06-22</w:t>
+      <w:t>2026-06-23</w:t>
       <w:br/>
       <w:br/>
     </w:r>

--- a/tillsyn/A 21337-2026 tillsynsbegäran.docx
+++ b/tillsyn/A 21337-2026 tillsynsbegäran.docx
@@ -350,7 +350,7 @@
     <w:r>
       <w:tab/>
       <w:tab/>
-      <w:t>2026-06-23</w:t>
+      <w:t>2026-06-24</w:t>
       <w:br/>
       <w:br/>
     </w:r>

--- a/tillsyn/A 21337-2026 tillsynsbegäran.docx
+++ b/tillsyn/A 21337-2026 tillsynsbegäran.docx
@@ -350,7 +350,7 @@
     <w:r>
       <w:tab/>
       <w:tab/>
-      <w:t>2026-06-24</w:t>
+      <w:t>2026-06-25</w:t>
       <w:br/>
       <w:br/>
     </w:r>

--- a/tillsyn/A 21337-2026 tillsynsbegäran.docx
+++ b/tillsyn/A 21337-2026 tillsynsbegäran.docx
@@ -350,7 +350,7 @@
     <w:r>
       <w:tab/>
       <w:tab/>
-      <w:t>2026-06-25</w:t>
+      <w:t>2026-06-26</w:t>
       <w:br/>
       <w:br/>
     </w:r>

--- a/tillsyn/A 21337-2026 tillsynsbegäran.docx
+++ b/tillsyn/A 21337-2026 tillsynsbegäran.docx
@@ -350,7 +350,7 @@
     <w:r>
       <w:tab/>
       <w:tab/>
-      <w:t>2026-06-26</w:t>
+      <w:t>2026-06-27</w:t>
       <w:br/>
       <w:br/>
     </w:r>

--- a/tillsyn/A 21337-2026 tillsynsbegäran.docx
+++ b/tillsyn/A 21337-2026 tillsynsbegäran.docx
@@ -350,7 +350,7 @@
     <w:r>
       <w:tab/>
       <w:tab/>
-      <w:t>2026-06-27</w:t>
+      <w:t>2026-06-28</w:t>
       <w:br/>
       <w:br/>
     </w:r>

--- a/tillsyn/A 21337-2026 tillsynsbegäran.docx
+++ b/tillsyn/A 21337-2026 tillsynsbegäran.docx
@@ -350,7 +350,7 @@
     <w:r>
       <w:tab/>
       <w:tab/>
-      <w:t>2026-06-28</w:t>
+      <w:t>2026-06-29</w:t>
       <w:br/>
       <w:br/>
     </w:r>

--- a/tillsyn/A 21337-2026 tillsynsbegäran.docx
+++ b/tillsyn/A 21337-2026 tillsynsbegäran.docx
@@ -350,7 +350,7 @@
     <w:r>
       <w:tab/>
       <w:tab/>
-      <w:t>2026-06-29</w:t>
+      <w:t>2026-06-30</w:t>
       <w:br/>
       <w:br/>
     </w:r>

--- a/tillsyn/A 21337-2026 tillsynsbegäran.docx
+++ b/tillsyn/A 21337-2026 tillsynsbegäran.docx
@@ -350,7 +350,7 @@
     <w:r>
       <w:tab/>
       <w:tab/>
-      <w:t>2026-06-30</w:t>
+      <w:t>2026-07-01</w:t>
       <w:br/>
       <w:br/>
     </w:r>

--- a/tillsyn/A 21337-2026 tillsynsbegäran.docx
+++ b/tillsyn/A 21337-2026 tillsynsbegäran.docx
@@ -350,7 +350,7 @@
     <w:r>
       <w:tab/>
       <w:tab/>
-      <w:t>2026-07-01</w:t>
+      <w:t>2026-07-02</w:t>
       <w:br/>
       <w:br/>
     </w:r>

--- a/tillsyn/A 21337-2026 tillsynsbegäran.docx
+++ b/tillsyn/A 21337-2026 tillsynsbegäran.docx
@@ -350,7 +350,7 @@
     <w:r>
       <w:tab/>
       <w:tab/>
-      <w:t>2026-07-13</w:t>
+      <w:t>2026-07-14</w:t>
       <w:br/>
       <w:br/>
     </w:r>

--- a/tillsyn/A 21337-2026 tillsynsbegäran.docx
+++ b/tillsyn/A 21337-2026 tillsynsbegäran.docx
@@ -350,7 +350,7 @@
     <w:r>
       <w:tab/>
       <w:tab/>
-      <w:t>2026-07-14</w:t>
+      <w:t>2026-07-15</w:t>
       <w:br/>
       <w:br/>
     </w:r>

--- a/tillsyn/A 21337-2026 tillsynsbegäran.docx
+++ b/tillsyn/A 21337-2026 tillsynsbegäran.docx
@@ -350,7 +350,7 @@
     <w:r>
       <w:tab/>
       <w:tab/>
-      <w:t>2026-07-15</w:t>
+      <w:t>2026-07-16</w:t>
       <w:br/>
       <w:br/>
     </w:r>

--- a/tillsyn/A 21337-2026 tillsynsbegäran.docx
+++ b/tillsyn/A 21337-2026 tillsynsbegäran.docx
@@ -350,7 +350,7 @@
     <w:r>
       <w:tab/>
       <w:tab/>
-      <w:t>2026-07-16</w:t>
+      <w:t>2026-07-17</w:t>
       <w:br/>
       <w:br/>
     </w:r>

--- a/tillsyn/A 21337-2026 tillsynsbegäran.docx
+++ b/tillsyn/A 21337-2026 tillsynsbegäran.docx
@@ -350,7 +350,7 @@
     <w:r>
       <w:tab/>
       <w:tab/>
-      <w:t>2026-07-17</w:t>
+      <w:t>2026-07-18</w:t>
       <w:br/>
       <w:br/>
     </w:r>

--- a/tillsyn/A 21337-2026 tillsynsbegäran.docx
+++ b/tillsyn/A 21337-2026 tillsynsbegäran.docx
@@ -350,7 +350,7 @@
     <w:r>
       <w:tab/>
       <w:tab/>
-      <w:t>2026-07-18</w:t>
+      <w:t>2026-07-19</w:t>
       <w:br/>
       <w:br/>
     </w:r>

--- a/tillsyn/A 21337-2026 tillsynsbegäran.docx
+++ b/tillsyn/A 21337-2026 tillsynsbegäran.docx
@@ -350,7 +350,7 @@
     <w:r>
       <w:tab/>
       <w:tab/>
-      <w:t>2026-07-19</w:t>
+      <w:t>2026-07-20</w:t>
       <w:br/>
       <w:br/>
     </w:r>

--- a/tillsyn/A 21337-2026 tillsynsbegäran.docx
+++ b/tillsyn/A 21337-2026 tillsynsbegäran.docx
@@ -350,7 +350,7 @@
     <w:r>
       <w:tab/>
       <w:tab/>
-      <w:t>2026-07-20</w:t>
+      <w:t>2026-07-21</w:t>
       <w:br/>
       <w:br/>
     </w:r>

--- a/tillsyn/A 21337-2026 tillsynsbegäran.docx
+++ b/tillsyn/A 21337-2026 tillsynsbegäran.docx
@@ -350,7 +350,7 @@
     <w:r>
       <w:tab/>
       <w:tab/>
-      <w:t>2026-07-21</w:t>
+      <w:t>2026-07-22</w:t>
       <w:br/>
       <w:br/>
     </w:r>

--- a/tillsyn/A 21337-2026 tillsynsbegäran.docx
+++ b/tillsyn/A 21337-2026 tillsynsbegäran.docx
@@ -350,7 +350,7 @@
     <w:r>
       <w:tab/>
       <w:tab/>
-      <w:t>2026-07-22</w:t>
+      <w:t>2026-07-23</w:t>
       <w:br/>
       <w:br/>
     </w:r>

--- a/tillsyn/A 21337-2026 tillsynsbegäran.docx
+++ b/tillsyn/A 21337-2026 tillsynsbegäran.docx
@@ -350,7 +350,7 @@
     <w:r>
       <w:tab/>
       <w:tab/>
-      <w:t>2026-07-23</w:t>
+      <w:t>2026-07-24</w:t>
       <w:br/>
       <w:br/>
     </w:r>

--- a/tillsyn/A 21337-2026 tillsynsbegäran.docx
+++ b/tillsyn/A 21337-2026 tillsynsbegäran.docx
@@ -350,7 +350,7 @@
     <w:r>
       <w:tab/>
       <w:tab/>
-      <w:t>2026-07-24</w:t>
+      <w:t>2026-07-25</w:t>
       <w:br/>
       <w:br/>
     </w:r>

--- a/tillsyn/A 21337-2026 tillsynsbegäran.docx
+++ b/tillsyn/A 21337-2026 tillsynsbegäran.docx
@@ -350,7 +350,7 @@
     <w:r>
       <w:tab/>
       <w:tab/>
-      <w:t>2026-07-25</w:t>
+      <w:t>2026-07-26</w:t>
       <w:br/>
       <w:br/>
     </w:r>

--- a/tillsyn/A 21337-2026 tillsynsbegäran.docx
+++ b/tillsyn/A 21337-2026 tillsynsbegäran.docx
@@ -350,7 +350,7 @@
     <w:r>
       <w:tab/>
       <w:tab/>
-      <w:t>2026-07-26</w:t>
+      <w:t>2026-07-27</w:t>
       <w:br/>
       <w:br/>
     </w:r>

--- a/tillsyn/A 21337-2026 tillsynsbegäran.docx
+++ b/tillsyn/A 21337-2026 tillsynsbegäran.docx
@@ -350,7 +350,7 @@
     <w:r>
       <w:tab/>
       <w:tab/>
-      <w:t>2026-07-27</w:t>
+      <w:t>2026-07-28</w:t>
       <w:br/>
       <w:br/>
     </w:r>

--- a/tillsyn/A 21337-2026 tillsynsbegäran.docx
+++ b/tillsyn/A 21337-2026 tillsynsbegäran.docx
@@ -350,7 +350,7 @@
     <w:r>
       <w:tab/>
       <w:tab/>
-      <w:t>2026-07-28</w:t>
+      <w:t>2026-07-29</w:t>
       <w:br/>
       <w:br/>
     </w:r>

--- a/tillsyn/A 21337-2026 tillsynsbegäran.docx
+++ b/tillsyn/A 21337-2026 tillsynsbegäran.docx
@@ -350,7 +350,7 @@
     <w:r>
       <w:tab/>
       <w:tab/>
-      <w:t>2026-07-29</w:t>
+      <w:t>2026-07-30</w:t>
       <w:br/>
       <w:br/>
     </w:r>

--- a/tillsyn/A 21337-2026 tillsynsbegäran.docx
+++ b/tillsyn/A 21337-2026 tillsynsbegäran.docx
@@ -350,7 +350,7 @@
     <w:r>
       <w:tab/>
       <w:tab/>
-      <w:t>2026-07-30</w:t>
+      <w:t>2026-07-31</w:t>
       <w:br/>
       <w:br/>
     </w:r>

--- a/tillsyn/A 21337-2026 tillsynsbegäran.docx
+++ b/tillsyn/A 21337-2026 tillsynsbegäran.docx
@@ -350,7 +350,7 @@
     <w:r>
       <w:tab/>
       <w:tab/>
-      <w:t>2026-07-31</w:t>
+      <w:t>2026-08-01</w:t>
       <w:br/>
       <w:br/>
     </w:r>

--- a/tillsyn/A 21337-2026 tillsynsbegäran.docx
+++ b/tillsyn/A 21337-2026 tillsynsbegäran.docx
@@ -350,7 +350,7 @@
     <w:r>
       <w:tab/>
       <w:tab/>
-      <w:t>2026-08-01</w:t>
+      <w:t>2026-08-02</w:t>
       <w:br/>
       <w:br/>
     </w:r>

--- a/tillsyn/A 21337-2026 tillsynsbegäran.docx
+++ b/tillsyn/A 21337-2026 tillsynsbegäran.docx
@@ -350,7 +350,7 @@
     <w:r>
       <w:tab/>
       <w:tab/>
-      <w:t>2026-08-02</w:t>
+      <w:t>2026-08-03</w:t>
       <w:br/>
       <w:br/>
     </w:r>

--- a/tillsyn/A 21337-2026 tillsynsbegäran.docx
+++ b/tillsyn/A 21337-2026 tillsynsbegäran.docx
@@ -350,7 +350,7 @@
     <w:r>
       <w:tab/>
       <w:tab/>
-      <w:t>2026-08-03</w:t>
+      <w:t>2026-08-05</w:t>
       <w:br/>
       <w:br/>
     </w:r>

--- a/tillsyn/A 21337-2026 tillsynsbegäran.docx
+++ b/tillsyn/A 21337-2026 tillsynsbegäran.docx
@@ -350,7 +350,7 @@
     <w:r>
       <w:tab/>
       <w:tab/>
-      <w:t>2026-08-05</w:t>
+      <w:t>2026-08-07</w:t>
       <w:br/>
       <w:br/>
     </w:r>

--- a/tillsyn/A 21337-2026 tillsynsbegäran.docx
+++ b/tillsyn/A 21337-2026 tillsynsbegäran.docx
@@ -350,7 +350,7 @@
     <w:r>
       <w:tab/>
       <w:tab/>
-      <w:t>2026-08-07</w:t>
+      <w:t>2026-08-08</w:t>
       <w:br/>
       <w:br/>
     </w:r>

--- a/tillsyn/A 21337-2026 tillsynsbegäran.docx
+++ b/tillsyn/A 21337-2026 tillsynsbegäran.docx
@@ -60,7 +60,7 @@
         <w:spacing w:after="240"/>
       </w:pPr>
       <w:r>
-        <w:t>Figur 1. Fyndplatser för naturvårdsarter inom 3 meter från avverkningsanmälan. Markörer utan svart kant är placerade på fyndplatsen. Markörer med svart kant är placerade vid sidan av fyndplatsen har ett svart streck som visar fyndplatsens exakta position. Kartans mittpunktskoordinat är N 6915957, E 492083 i SWEREF 99 TM.</w:t>
+        <w:t>Figur 1. Fyndplatser för naturvårdsarter inom 3 meter från avverkningsanmälan. Markörer utan svart kant är placerade på fyndplatsen. Markörer med svart kant är placerade vid sidan av fyndplatsen och har ett svart streck som visar fyndplatsens exakta position. Kartans mittpunktskoordinat är N 6915957, E 492083 i SWEREF 99 TM.</w:t>
       </w:r>
     </w:p>
     <w:p>
@@ -350,7 +350,7 @@
     <w:r>
       <w:tab/>
       <w:tab/>
-      <w:t>2026-08-14</w:t>
+      <w:t>2026-08-15</w:t>
       <w:br/>
       <w:br/>
     </w:r>

--- a/tillsyn/A 21337-2026 tillsynsbegäran.docx
+++ b/tillsyn/A 21337-2026 tillsynsbegäran.docx
@@ -350,7 +350,7 @@
     <w:r>
       <w:tab/>
       <w:tab/>
-      <w:t>2026-08-15</w:t>
+      <w:t>2026-08-16</w:t>
       <w:br/>
       <w:br/>
     </w:r>

--- a/tillsyn/A 21337-2026 tillsynsbegäran.docx
+++ b/tillsyn/A 21337-2026 tillsynsbegäran.docx
@@ -350,7 +350,7 @@
     <w:r>
       <w:tab/>
       <w:tab/>
-      <w:t>2026-08-16</w:t>
+      <w:t>2026-08-17</w:t>
       <w:br/>
       <w:br/>
     </w:r>

--- a/tillsyn/A 21337-2026 tillsynsbegäran.docx
+++ b/tillsyn/A 21337-2026 tillsynsbegäran.docx
@@ -350,7 +350,7 @@
     <w:r>
       <w:tab/>
       <w:tab/>
-      <w:t>2026-08-17</w:t>
+      <w:t>2026-08-18</w:t>
       <w:br/>
       <w:br/>
     </w:r>

--- a/tillsyn/A 21337-2026 tillsynsbegäran.docx
+++ b/tillsyn/A 21337-2026 tillsynsbegäran.docx
@@ -350,7 +350,7 @@
     <w:r>
       <w:tab/>
       <w:tab/>
-      <w:t>2026-08-18</w:t>
+      <w:t>2026-08-19</w:t>
       <w:br/>
       <w:br/>
     </w:r>

--- a/tillsyn/A 21337-2026 tillsynsbegäran.docx
+++ b/tillsyn/A 21337-2026 tillsynsbegäran.docx
@@ -350,7 +350,7 @@
     <w:r>
       <w:tab/>
       <w:tab/>
-      <w:t>2026-08-19</w:t>
+      <w:t>2026-08-20</w:t>
       <w:br/>
       <w:br/>
     </w:r>

--- a/tillsyn/A 21337-2026 tillsynsbegäran.docx
+++ b/tillsyn/A 21337-2026 tillsynsbegäran.docx
@@ -350,7 +350,7 @@
     <w:r>
       <w:tab/>
       <w:tab/>
-      <w:t>2026-08-20</w:t>
+      <w:t>2026-08-21</w:t>
       <w:br/>
       <w:br/>
     </w:r>

--- a/tillsyn/A 21337-2026 tillsynsbegäran.docx
+++ b/tillsyn/A 21337-2026 tillsynsbegäran.docx
@@ -350,7 +350,7 @@
     <w:r>
       <w:tab/>
       <w:tab/>
-      <w:t>2026-08-21</w:t>
+      <w:t>2026-08-22</w:t>
       <w:br/>
       <w:br/>
     </w:r>

--- a/tillsyn/A 21337-2026 tillsynsbegäran.docx
+++ b/tillsyn/A 21337-2026 tillsynsbegäran.docx
@@ -350,7 +350,7 @@
     <w:r>
       <w:tab/>
       <w:tab/>
-      <w:t>2026-08-22</w:t>
+      <w:t>2026-08-23</w:t>
       <w:br/>
       <w:br/>
     </w:r>

--- a/tillsyn/A 21337-2026 tillsynsbegäran.docx
+++ b/tillsyn/A 21337-2026 tillsynsbegäran.docx
@@ -350,7 +350,7 @@
     <w:r>
       <w:tab/>
       <w:tab/>
-      <w:t>2026-08-23</w:t>
+      <w:t>2026-08-24</w:t>
       <w:br/>
       <w:br/>
     </w:r>

--- a/tillsyn/A 21337-2026 tillsynsbegäran.docx
+++ b/tillsyn/A 21337-2026 tillsynsbegäran.docx
@@ -350,7 +350,7 @@
     <w:r>
       <w:tab/>
       <w:tab/>
-      <w:t>2026-08-24</w:t>
+      <w:t>2026-08-25</w:t>
       <w:br/>
       <w:br/>
     </w:r>

--- a/tillsyn/A 21337-2026 tillsynsbegäran.docx
+++ b/tillsyn/A 21337-2026 tillsynsbegäran.docx
@@ -350,7 +350,7 @@
     <w:r>
       <w:tab/>
       <w:tab/>
-      <w:t>2026-08-25</w:t>
+      <w:t>2026-08-26</w:t>
       <w:br/>
       <w:br/>
     </w:r>

--- a/tillsyn/A 21337-2026 tillsynsbegäran.docx
+++ b/tillsyn/A 21337-2026 tillsynsbegäran.docx
@@ -350,7 +350,7 @@
     <w:r>
       <w:tab/>
       <w:tab/>
-      <w:t>2026-08-26</w:t>
+      <w:t>2026-08-27</w:t>
       <w:br/>
       <w:br/>
     </w:r>

--- a/tillsyn/A 21337-2026 tillsynsbegäran.docx
+++ b/tillsyn/A 21337-2026 tillsynsbegäran.docx
@@ -350,7 +350,7 @@
     <w:r>
       <w:tab/>
       <w:tab/>
-      <w:t>2026-08-27</w:t>
+      <w:t>2026-08-28</w:t>
       <w:br/>
       <w:br/>
     </w:r>

--- a/tillsyn/A 21337-2026 tillsynsbegäran.docx
+++ b/tillsyn/A 21337-2026 tillsynsbegäran.docx
@@ -350,7 +350,7 @@
     <w:r>
       <w:tab/>
       <w:tab/>
-      <w:t>2026-08-28</w:t>
+      <w:t>2026-08-29</w:t>
       <w:br/>
       <w:br/>
     </w:r>

--- a/tillsyn/A 21337-2026 tillsynsbegäran.docx
+++ b/tillsyn/A 21337-2026 tillsynsbegäran.docx
@@ -350,7 +350,7 @@
     <w:r>
       <w:tab/>
       <w:tab/>
-      <w:t>2026-08-29</w:t>
+      <w:t>2026-08-31</w:t>
       <w:br/>
       <w:br/>
     </w:r>

--- a/tillsyn/A 21337-2026 tillsynsbegäran.docx
+++ b/tillsyn/A 21337-2026 tillsynsbegäran.docx
@@ -350,7 +350,7 @@
     <w:r>
       <w:tab/>
       <w:tab/>
-      <w:t>2026-08-31</w:t>
+      <w:t>2026-09-01</w:t>
       <w:br/>
       <w:br/>
     </w:r>

--- a/tillsyn/A 21337-2026 tillsynsbegäran.docx
+++ b/tillsyn/A 21337-2026 tillsynsbegäran.docx
@@ -350,7 +350,7 @@
     <w:r>
       <w:tab/>
       <w:tab/>
-      <w:t>2026-09-01</w:t>
+      <w:t>2026-09-02</w:t>
       <w:br/>
       <w:br/>
     </w:r>

--- a/tillsyn/A 21337-2026 tillsynsbegäran.docx
+++ b/tillsyn/A 21337-2026 tillsynsbegäran.docx
@@ -350,7 +350,7 @@
     <w:r>
       <w:tab/>
       <w:tab/>
-      <w:t>2026-09-02</w:t>
+      <w:t>2026-09-03</w:t>
       <w:br/>
       <w:br/>
     </w:r>

--- a/tillsyn/A 21337-2026 tillsynsbegäran.docx
+++ b/tillsyn/A 21337-2026 tillsynsbegäran.docx
@@ -350,7 +350,7 @@
     <w:r>
       <w:tab/>
       <w:tab/>
-      <w:t>2026-09-03</w:t>
+      <w:t>2026-09-04</w:t>
       <w:br/>
       <w:br/>
     </w:r>

--- a/tillsyn/A 21337-2026 tillsynsbegäran.docx
+++ b/tillsyn/A 21337-2026 tillsynsbegäran.docx
@@ -350,7 +350,7 @@
     <w:r>
       <w:tab/>
       <w:tab/>
-      <w:t>2026-09-04</w:t>
+      <w:t>2026-09-05</w:t>
       <w:br/>
       <w:br/>
     </w:r>

--- a/tillsyn/A 21337-2026 tillsynsbegäran.docx
+++ b/tillsyn/A 21337-2026 tillsynsbegäran.docx
@@ -350,7 +350,7 @@
     <w:r>
       <w:tab/>
       <w:tab/>
-      <w:t>2026-09-05</w:t>
+      <w:t>2026-09-06</w:t>
       <w:br/>
       <w:br/>
     </w:r>

--- a/tillsyn/A 21337-2026 tillsynsbegäran.docx
+++ b/tillsyn/A 21337-2026 tillsynsbegäran.docx
@@ -350,7 +350,7 @@
     <w:r>
       <w:tab/>
       <w:tab/>
-      <w:t>2026-09-06</w:t>
+      <w:t>2026-09-07</w:t>
       <w:br/>
       <w:br/>
     </w:r>

--- a/tillsyn/A 21337-2026 tillsynsbegäran.docx
+++ b/tillsyn/A 21337-2026 tillsynsbegäran.docx
@@ -350,7 +350,7 @@
     <w:r>
       <w:tab/>
       <w:tab/>
-      <w:t>2026-09-07</w:t>
+      <w:t>2026-09-08</w:t>
       <w:br/>
       <w:br/>
     </w:r>

--- a/tillsyn/A 21337-2026 tillsynsbegäran.docx
+++ b/tillsyn/A 21337-2026 tillsynsbegäran.docx
@@ -350,7 +350,7 @@
     <w:r>
       <w:tab/>
       <w:tab/>
-      <w:t>2026-09-08</w:t>
+      <w:t>2026-09-09</w:t>
       <w:br/>
       <w:br/>
     </w:r>

--- a/tillsyn/A 21337-2026 tillsynsbegäran.docx
+++ b/tillsyn/A 21337-2026 tillsynsbegäran.docx
@@ -350,7 +350,7 @@
     <w:r>
       <w:tab/>
       <w:tab/>
-      <w:t>2026-09-09</w:t>
+      <w:t>2026-09-10</w:t>
       <w:br/>
       <w:br/>
     </w:r>

--- a/tillsyn/A 21337-2026 tillsynsbegäran.docx
+++ b/tillsyn/A 21337-2026 tillsynsbegäran.docx
@@ -350,7 +350,7 @@
     <w:r>
       <w:tab/>
       <w:tab/>
-      <w:t>2026-09-10</w:t>
+      <w:t>2026-09-11</w:t>
       <w:br/>
       <w:br/>
     </w:r>

--- a/tillsyn/A 21337-2026 tillsynsbegäran.docx
+++ b/tillsyn/A 21337-2026 tillsynsbegäran.docx
@@ -350,7 +350,7 @@
     <w:r>
       <w:tab/>
       <w:tab/>
-      <w:t>2026-09-11</w:t>
+      <w:t>2026-09-12</w:t>
       <w:br/>
       <w:br/>
     </w:r>

--- a/tillsyn/A 21337-2026 tillsynsbegäran.docx
+++ b/tillsyn/A 21337-2026 tillsynsbegäran.docx
@@ -350,7 +350,7 @@
     <w:r>
       <w:tab/>
       <w:tab/>
-      <w:t>2026-09-12</w:t>
+      <w:t>2026-09-13</w:t>
       <w:br/>
       <w:br/>
     </w:r>
